--- a/Lab2/ТИ_2лаба_Шутко_Мирослав.docx
+++ b/Lab2/ТИ_2лаба_Шутко_Мирослав.docx
@@ -274,7 +274,15 @@
         <w:t xml:space="preserve"> </w:t>
       </w:r>
       <w:r>
-        <w:t xml:space="preserve">                 студент:   гр.</w:t>
+        <w:t xml:space="preserve">                 </w:t>
+      </w:r>
+      <w:proofErr w:type="gramStart"/>
+      <w:r>
+        <w:t xml:space="preserve">студент:   </w:t>
+      </w:r>
+      <w:proofErr w:type="gramEnd"/>
+      <w:r>
+        <w:t>гр.</w:t>
       </w:r>
       <w:r>
         <w:t>451002</w:t>
@@ -302,10 +310,23 @@
         <w:pStyle w:val="ac"/>
       </w:pPr>
       <w:r>
-        <w:t xml:space="preserve">                  Проверил:                                                                    </w:t>
-      </w:r>
-      <w:r>
-        <w:t>Болтак С</w:t>
+        <w:t xml:space="preserve">                  </w:t>
+      </w:r>
+      <w:proofErr w:type="gramStart"/>
+      <w:r>
+        <w:t xml:space="preserve">Проверил:   </w:t>
+      </w:r>
+      <w:proofErr w:type="gramEnd"/>
+      <w:r>
+        <w:t xml:space="preserve">                                                                 </w:t>
+      </w:r>
+      <w:proofErr w:type="spellStart"/>
+      <w:r>
+        <w:t>Болтак</w:t>
+      </w:r>
+      <w:proofErr w:type="spellEnd"/>
+      <w:r>
+        <w:t xml:space="preserve"> С</w:t>
       </w:r>
       <w:r>
         <w:t>.</w:t>
@@ -555,13 +576,21 @@
         <w:pStyle w:val="ae"/>
       </w:pPr>
       <w:r>
-        <w:t xml:space="preserve">Тестовая ситуация: </w:t>
+        <w:t xml:space="preserve">Тестовая </w:t>
+      </w:r>
+      <w:proofErr w:type="gramStart"/>
+      <w:r>
+        <w:t xml:space="preserve">ситуация: </w:t>
       </w:r>
       <w:r>
         <w:t xml:space="preserve"> </w:t>
       </w:r>
       <w:r>
-        <w:t xml:space="preserve">шифрование файла с расширением </w:t>
+        <w:t>шифрование</w:t>
+      </w:r>
+      <w:proofErr w:type="gramEnd"/>
+      <w:r>
+        <w:t xml:space="preserve"> файла с расширением </w:t>
       </w:r>
       <w:r>
         <w:rPr>
@@ -931,10 +960,10 @@
       </w:pPr>
       <w:r>
         <w:drawing>
-          <wp:inline distT="0" distB="0" distL="0" distR="0" wp14:anchorId="55903967" wp14:editId="497AA1B7">
-            <wp:extent cx="5067300" cy="5026132"/>
-            <wp:effectExtent l="0" t="0" r="0" b="3175"/>
-            <wp:docPr id="1895405137" name="Рисунок 1"/>
+          <wp:inline distT="0" distB="0" distL="0" distR="0" wp14:anchorId="03E5CD2C" wp14:editId="78D50DB6">
+            <wp:extent cx="5135306" cy="5141344"/>
+            <wp:effectExtent l="0" t="0" r="8255" b="2540"/>
+            <wp:docPr id="1900448335" name="Рисунок 1"/>
             <wp:cNvGraphicFramePr>
               <a:graphicFrameLocks xmlns:a="http://schemas.openxmlformats.org/drawingml/2006/main" noChangeAspect="1"/>
             </wp:cNvGraphicFramePr>
@@ -942,7 +971,7 @@
               <a:graphicData uri="http://schemas.openxmlformats.org/drawingml/2006/picture">
                 <pic:pic xmlns:pic="http://schemas.openxmlformats.org/drawingml/2006/picture">
                   <pic:nvPicPr>
-                    <pic:cNvPr id="1895405137" name=""/>
+                    <pic:cNvPr id="1900448335" name=""/>
                     <pic:cNvPicPr/>
                   </pic:nvPicPr>
                   <pic:blipFill>
@@ -954,7 +983,7 @@
                   <pic:spPr>
                     <a:xfrm>
                       <a:off x="0" y="0"/>
-                      <a:ext cx="5092682" cy="5051308"/>
+                      <a:ext cx="5147093" cy="5153145"/>
                     </a:xfrm>
                     <a:prstGeom prst="rect">
                       <a:avLst/>
@@ -1080,10 +1109,10 @@
       </w:pPr>
       <w:r>
         <w:drawing>
-          <wp:inline distT="0" distB="0" distL="0" distR="0" wp14:anchorId="17057A6E" wp14:editId="49EB086F">
-            <wp:extent cx="4808220" cy="4830835"/>
-            <wp:effectExtent l="0" t="0" r="0" b="8255"/>
-            <wp:docPr id="2060208819" name="Рисунок 1"/>
+          <wp:inline distT="0" distB="0" distL="0" distR="0" wp14:anchorId="7BC963D5" wp14:editId="3C8156E4">
+            <wp:extent cx="4977442" cy="4930089"/>
+            <wp:effectExtent l="0" t="0" r="0" b="4445"/>
+            <wp:docPr id="1306347409" name="Рисунок 1"/>
             <wp:cNvGraphicFramePr>
               <a:graphicFrameLocks xmlns:a="http://schemas.openxmlformats.org/drawingml/2006/main" noChangeAspect="1"/>
             </wp:cNvGraphicFramePr>
@@ -1091,7 +1120,7 @@
               <a:graphicData uri="http://schemas.openxmlformats.org/drawingml/2006/picture">
                 <pic:pic xmlns:pic="http://schemas.openxmlformats.org/drawingml/2006/picture">
                   <pic:nvPicPr>
-                    <pic:cNvPr id="2060208819" name=""/>
+                    <pic:cNvPr id="1306347409" name=""/>
                     <pic:cNvPicPr/>
                   </pic:nvPicPr>
                   <pic:blipFill>
@@ -1103,7 +1132,7 @@
                   <pic:spPr>
                     <a:xfrm>
                       <a:off x="0" y="0"/>
-                      <a:ext cx="4812820" cy="4835456"/>
+                      <a:ext cx="4998622" cy="4951067"/>
                     </a:xfrm>
                     <a:prstGeom prst="rect">
                       <a:avLst/>
@@ -1228,7 +1257,6 @@
         <w:pStyle w:val="ad"/>
       </w:pPr>
       <w:r>
-        <w:lastRenderedPageBreak/>
         <w:t xml:space="preserve">Тест </w:t>
       </w:r>
       <w:r>
@@ -1601,7 +1629,6 @@
         <w:pStyle w:val="ae"/>
       </w:pPr>
       <w:r>
-        <w:lastRenderedPageBreak/>
         <w:t>Полученный результат (шифрование):</w:t>
       </w:r>
     </w:p>
@@ -1614,11 +1641,14 @@
         </w:rPr>
       </w:pPr>
       <w:r>
+        <w:rPr>
+          <w:lang w:val="en-US"/>
+        </w:rPr>
         <w:drawing>
-          <wp:inline distT="0" distB="0" distL="0" distR="0" wp14:anchorId="42ECE0CF" wp14:editId="16D3460B">
-            <wp:extent cx="4785395" cy="4853940"/>
-            <wp:effectExtent l="0" t="0" r="0" b="3810"/>
-            <wp:docPr id="111559171" name="Рисунок 1"/>
+          <wp:inline distT="0" distB="0" distL="0" distR="0" wp14:anchorId="524BB704" wp14:editId="55AC96E6">
+            <wp:extent cx="4809998" cy="4770408"/>
+            <wp:effectExtent l="0" t="0" r="0" b="0"/>
+            <wp:docPr id="1080838343" name="Рисунок 1"/>
             <wp:cNvGraphicFramePr>
               <a:graphicFrameLocks xmlns:a="http://schemas.openxmlformats.org/drawingml/2006/main" noChangeAspect="1"/>
             </wp:cNvGraphicFramePr>
@@ -1626,7 +1656,7 @@
               <a:graphicData uri="http://schemas.openxmlformats.org/drawingml/2006/picture">
                 <pic:pic xmlns:pic="http://schemas.openxmlformats.org/drawingml/2006/picture">
                   <pic:nvPicPr>
-                    <pic:cNvPr id="111559171" name=""/>
+                    <pic:cNvPr id="1080838343" name=""/>
                     <pic:cNvPicPr/>
                   </pic:nvPicPr>
                   <pic:blipFill>
@@ -1638,7 +1668,7 @@
                   <pic:spPr>
                     <a:xfrm>
                       <a:off x="0" y="0"/>
-                      <a:ext cx="4792833" cy="4861485"/>
+                      <a:ext cx="4818279" cy="4778621"/>
                     </a:xfrm>
                     <a:prstGeom prst="rect">
                       <a:avLst/>
@@ -1781,7 +1811,6 @@
         <w:pStyle w:val="ae"/>
       </w:pPr>
       <w:r>
-        <w:lastRenderedPageBreak/>
         <w:t>Полученный результат (дешифрование):</w:t>
       </w:r>
     </w:p>
@@ -1791,10 +1820,10 @@
       </w:pPr>
       <w:r>
         <w:drawing>
-          <wp:inline distT="0" distB="0" distL="0" distR="0" wp14:anchorId="4AE87B60" wp14:editId="4E3888FD">
-            <wp:extent cx="5166360" cy="5135986"/>
-            <wp:effectExtent l="0" t="0" r="0" b="7620"/>
-            <wp:docPr id="316643607" name="Рисунок 1"/>
+          <wp:inline distT="0" distB="0" distL="0" distR="0" wp14:anchorId="1D944548" wp14:editId="4C9156A2">
+            <wp:extent cx="5026965" cy="5003321"/>
+            <wp:effectExtent l="0" t="0" r="2540" b="6985"/>
+            <wp:docPr id="468886910" name="Рисунок 1"/>
             <wp:cNvGraphicFramePr>
               <a:graphicFrameLocks xmlns:a="http://schemas.openxmlformats.org/drawingml/2006/main" noChangeAspect="1"/>
             </wp:cNvGraphicFramePr>
@@ -1802,7 +1831,7 @@
               <a:graphicData uri="http://schemas.openxmlformats.org/drawingml/2006/picture">
                 <pic:pic xmlns:pic="http://schemas.openxmlformats.org/drawingml/2006/picture">
                   <pic:nvPicPr>
-                    <pic:cNvPr id="316643607" name=""/>
+                    <pic:cNvPr id="468886910" name=""/>
                     <pic:cNvPicPr/>
                   </pic:nvPicPr>
                   <pic:blipFill>
@@ -1814,7 +1843,7 @@
                   <pic:spPr>
                     <a:xfrm>
                       <a:off x="0" y="0"/>
-                      <a:ext cx="5174493" cy="5144071"/>
+                      <a:ext cx="5039142" cy="5015440"/>
                     </a:xfrm>
                     <a:prstGeom prst="rect">
                       <a:avLst/>
@@ -2343,10 +2372,10 @@
           <w:lang w:val="en-US"/>
         </w:rPr>
         <w:drawing>
-          <wp:inline distT="0" distB="0" distL="0" distR="0" wp14:anchorId="12E722D8" wp14:editId="2EA8F1F0">
-            <wp:extent cx="4614460" cy="4658360"/>
-            <wp:effectExtent l="0" t="0" r="0" b="8890"/>
-            <wp:docPr id="1867486631" name="Рисунок 1"/>
+          <wp:inline distT="0" distB="0" distL="0" distR="0" wp14:anchorId="125D4D35" wp14:editId="19A5B766">
+            <wp:extent cx="4684144" cy="4684144"/>
+            <wp:effectExtent l="0" t="0" r="2540" b="2540"/>
+            <wp:docPr id="1306103614" name="Рисунок 1"/>
             <wp:cNvGraphicFramePr>
               <a:graphicFrameLocks xmlns:a="http://schemas.openxmlformats.org/drawingml/2006/main" noChangeAspect="1"/>
             </wp:cNvGraphicFramePr>
@@ -2354,7 +2383,7 @@
               <a:graphicData uri="http://schemas.openxmlformats.org/drawingml/2006/picture">
                 <pic:pic xmlns:pic="http://schemas.openxmlformats.org/drawingml/2006/picture">
                   <pic:nvPicPr>
-                    <pic:cNvPr id="1867486631" name=""/>
+                    <pic:cNvPr id="1306103614" name=""/>
                     <pic:cNvPicPr/>
                   </pic:nvPicPr>
                   <pic:blipFill>
@@ -2366,7 +2395,7 @@
                   <pic:spPr>
                     <a:xfrm>
                       <a:off x="0" y="0"/>
-                      <a:ext cx="4628524" cy="4672557"/>
+                      <a:ext cx="4701175" cy="4701175"/>
                     </a:xfrm>
                     <a:prstGeom prst="rect">
                       <a:avLst/>
@@ -2570,10 +2599,10 @@
       </w:pPr>
       <w:r>
         <w:drawing>
-          <wp:inline distT="0" distB="0" distL="0" distR="0" wp14:anchorId="67285D41" wp14:editId="0C720F54">
-            <wp:extent cx="5105400" cy="5039911"/>
-            <wp:effectExtent l="0" t="0" r="0" b="8890"/>
-            <wp:docPr id="449277409" name="Рисунок 1"/>
+          <wp:inline distT="0" distB="0" distL="0" distR="0" wp14:anchorId="32C7BFDD" wp14:editId="7A9DCBAF">
+            <wp:extent cx="5029200" cy="5070594"/>
+            <wp:effectExtent l="0" t="0" r="0" b="0"/>
+            <wp:docPr id="1171589507" name="Рисунок 1"/>
             <wp:cNvGraphicFramePr>
               <a:graphicFrameLocks xmlns:a="http://schemas.openxmlformats.org/drawingml/2006/main" noChangeAspect="1"/>
             </wp:cNvGraphicFramePr>
@@ -2581,7 +2610,7 @@
               <a:graphicData uri="http://schemas.openxmlformats.org/drawingml/2006/picture">
                 <pic:pic xmlns:pic="http://schemas.openxmlformats.org/drawingml/2006/picture">
                   <pic:nvPicPr>
-                    <pic:cNvPr id="449277409" name=""/>
+                    <pic:cNvPr id="1171589507" name=""/>
                     <pic:cNvPicPr/>
                   </pic:nvPicPr>
                   <pic:blipFill>
@@ -2593,7 +2622,7 @@
                   <pic:spPr>
                     <a:xfrm>
                       <a:off x="0" y="0"/>
-                      <a:ext cx="5111263" cy="5045699"/>
+                      <a:ext cx="5050398" cy="5091967"/>
                     </a:xfrm>
                     <a:prstGeom prst="rect">
                       <a:avLst/>
@@ -3574,13 +3603,21 @@
         <w:pStyle w:val="ae"/>
       </w:pPr>
       <w:r>
-        <w:t xml:space="preserve">Тестовая ситуация: </w:t>
+        <w:t xml:space="preserve">Тестовая </w:t>
+      </w:r>
+      <w:proofErr w:type="gramStart"/>
+      <w:r>
+        <w:t xml:space="preserve">ситуация: </w:t>
       </w:r>
       <w:r>
         <w:t xml:space="preserve"> </w:t>
       </w:r>
       <w:r>
-        <w:t>в начальном состоянии регистра цифр меньше необходимого (32)</w:t>
+        <w:t>в</w:t>
+      </w:r>
+      <w:proofErr w:type="gramEnd"/>
+      <w:r>
+        <w:t xml:space="preserve"> начальном состоянии регистра цифр меньше необходимого (32)</w:t>
       </w:r>
       <w:r>
         <w:t>.</w:t>
@@ -6159,6 +6196,9 @@
     <w:p>
       <w:pPr>
         <w:pStyle w:val="af1"/>
+        <w:rPr>
+          <w:lang w:val="en-US"/>
+        </w:rPr>
       </w:pPr>
       <w:r>
         <w:t xml:space="preserve">Рисунок </w:t>
